--- a/cursos/unicesumar/engenharia-de-software/materias/algoritmos-e-logica-de-programacao/atividades/mapa/mapa.docx
+++ b/cursos/unicesumar/engenharia-de-software/materias/algoritmos-e-logica-de-programacao/atividades/mapa/mapa.docx
@@ -97,6 +97,15 @@
                 <w:szCs w:val="24"/>
               </w:rPr>
               <w:t>Acadêmico:</w:t>
+            </w:r>
+            <w:r>
+              <w:rPr>
+                <w:rFonts w:ascii="Times New Roman" w:hAnsi="Times New Roman"/>
+                <w:b/>
+                <w:sz w:val="24"/>
+                <w:szCs w:val="24"/>
+              </w:rPr>
+              <w:t xml:space="preserve"> José Luiz Bruiani Barco</w:t>
             </w:r>
           </w:p>
         </w:tc>
